--- a/적용_20261029/문서/2026-10-29_적용안내서_추가분.docx
+++ b/적용_20261029/문서/2026-10-29_적용안내서_추가분.docx
@@ -255,7 +255,7 @@
           <w:i w:val="0"/>
           <w:sz w:val="20"/>
         </w:rPr>
-        <w:t>2026-10-15 꾸러미(적용_20261015)를 이미 받아 보셨다면, 그 뒤에 더해진 것만 여기에 담았다. 바뀐 것은 Client(EcsMain.exe) 한 가지이고 DB·TASK 는 손대지 않았다. 파일은 적용_20261029 폴더에 있다.</w:t>
+        <w:t>2026-10-15 꾸러미(적용_20261015)를 이미 받아 보셨다면, 그 뒤에 더해진 것만 여기에 담았다. 바뀐 것은 Client(EcsMain.exe) 와 IO_TASK(이력 자동 삭제, 6절) 두 가지이고 DB 는 손대지 않았다. 파일은 적용_20261029 폴더에 있다.</w:t>
       </w:r>
     </w:p>
     <w:p>
@@ -1830,7 +1830,336 @@
         <w:pStyle w:val="Heading1"/>
       </w:pPr>
       <w:r>
-        <w:t>6. 바뀐 파일 / 적용 순서</w:t>
+        <w:t>6. 고친 것 (3) IO_TASK 가 보존기간 지난 이력을 지운다 (2026-10-29)</w:t>
+      </w:r>
+    </w:p>
+    <w:p>
+      <w:r>
+        <w:rPr>
+          <w:b w:val="0"/>
+          <w:i w:val="0"/>
+          <w:sz w:val="20"/>
+        </w:rPr>
+        <w:t>설정 화면 [로그 삭제 설정] 이 보여 주는 DEL_HIS_SETTING(JOB_MST_HIS·WCS_LOG_PGR·WCS_CLIENT_LOG·HOST_IF_LOG 60일, EQP_ERR_HIS 30일)은 지금까지 값을 보여 주고 고치기만 했을 뿐, ★어느 프로그램도 읽어 지우지 않았다★ (구 ECS/ECP 에도 없고, SQL Express 라 Agent 잡도 둘 수 없다). 5절의 "60일 남는다" 는 말은 그래서 "60일 뒤에도 지워지지 않고 계속 쌓인다" 가 실상이었다. 개발 PC 에는 9월 2일부터 WCS_LOG_PGR 133만 건, JOB_MST_HIS 28만 건이 그대로 있었다.</w:t>
+      </w:r>
+    </w:p>
+    <w:tbl>
+      <w:tblPr>
+        <w:tblStyle w:val="TableGrid"/>
+        <w:tblW w:type="auto" w:w="0"/>
+        <w:jc w:val="center"/>
+        <w:tblLook w:firstColumn="1" w:firstRow="1" w:lastColumn="0" w:lastRow="0" w:noHBand="0" w:noVBand="1" w:val="04A0"/>
+      </w:tblPr>
+      <w:tblGrid>
+        <w:gridCol w:w="4986"/>
+        <w:gridCol w:w="4986"/>
+      </w:tblGrid>
+      <w:tr>
+        <w:tc>
+          <w:tcPr>
+            <w:tcW w:type="dxa" w:w="1417"/>
+            <w:shd w:val="clear" w:color="auto" w:fill="1E2761"/>
+          </w:tcPr>
+          <w:p>
+            <w:pPr>
+              <w:jc w:val="center"/>
+            </w:pPr>
+            <w:r/>
+            <w:r>
+              <w:rPr>
+                <w:b/>
+                <w:color w:val="FFFFFF"/>
+                <w:sz w:val="18"/>
+              </w:rPr>
+              <w:t>항목</w:t>
+            </w:r>
+          </w:p>
+        </w:tc>
+        <w:tc>
+          <w:tcPr>
+            <w:tcW w:type="dxa" w:w="7654"/>
+            <w:shd w:val="clear" w:color="auto" w:fill="1E2761"/>
+          </w:tcPr>
+          <w:p>
+            <w:pPr>
+              <w:jc w:val="center"/>
+            </w:pPr>
+            <w:r/>
+            <w:r>
+              <w:rPr>
+                <w:b/>
+                <w:color w:val="FFFFFF"/>
+                <w:sz w:val="18"/>
+              </w:rPr>
+              <w:t>내용</w:t>
+            </w:r>
+          </w:p>
+        </w:tc>
+      </w:tr>
+      <w:tr>
+        <w:tc>
+          <w:tcPr>
+            <w:tcW w:type="dxa" w:w="1417"/>
+          </w:tcPr>
+          <w:p>
+            <w:r/>
+            <w:r>
+              <w:rPr>
+                <w:sz w:val="18"/>
+              </w:rPr>
+              <w:t>누가</w:t>
+            </w:r>
+          </w:p>
+        </w:tc>
+        <w:tc>
+          <w:tcPr>
+            <w:tcW w:type="dxa" w:w="7654"/>
+          </w:tcPr>
+          <w:p>
+            <w:r/>
+            <w:r>
+              <w:rPr>
+                <w:sz w:val="18"/>
+              </w:rPr>
+              <w:t>IO_TASK 스케줄러 스레드. 기동 2분 뒤 첫 검사, 그 뒤 1시간마다.</w:t>
+            </w:r>
+          </w:p>
+        </w:tc>
+      </w:tr>
+      <w:tr>
+        <w:tc>
+          <w:tcPr>
+            <w:tcW w:type="dxa" w:w="1417"/>
+          </w:tcPr>
+          <w:p>
+            <w:r/>
+            <w:r>
+              <w:rPr>
+                <w:sz w:val="18"/>
+              </w:rPr>
+              <w:t>무엇을</w:t>
+            </w:r>
+          </w:p>
+        </w:tc>
+        <w:tc>
+          <w:tcPr>
+            <w:tcW w:type="dxa" w:w="7654"/>
+          </w:tcPr>
+          <w:p>
+            <w:r/>
+            <w:r>
+              <w:rPr>
+                <w:sz w:val="18"/>
+              </w:rPr>
+              <w:t>DEL_HIS_SETTING 의 unit 이 DAY/HOUR/MONTH 이고 cycle 이 1 이상인 표. key_column(INS_DT / ERROR_DT) 이 "지금 - cycle" 보다 앞선 행을 지운다. WH_TYP 열이 있는 표는 창고구분(10)으로 좁힌다. empty_ret_auto_del(Y/N) 같은 행과, 이 DB 에 없는 표(cv_data_pb·bcr_his·rtv_data_pb·sc_data_murata_pb)는 건너뛴다(한 번만 알림).</w:t>
+            </w:r>
+          </w:p>
+        </w:tc>
+      </w:tr>
+      <w:tr>
+        <w:tc>
+          <w:tcPr>
+            <w:tcW w:type="dxa" w:w="1417"/>
+          </w:tcPr>
+          <w:p>
+            <w:r/>
+            <w:r>
+              <w:rPr>
+                <w:sz w:val="18"/>
+              </w:rPr>
+              <w:t>어떻게</w:t>
+            </w:r>
+          </w:p>
+        </w:tc>
+        <w:tc>
+          <w:tcPr>
+            <w:tcW w:type="dxa" w:w="7654"/>
+          </w:tcPr>
+          <w:p>
+            <w:r/>
+            <w:r>
+              <w:rPr>
+                <w:sz w:val="18"/>
+              </w:rPr>
+              <w:t>★사이클(200ms)마다 표 하나에서 2,000행씩★ 지우고 다음 사이클로 넘긴다. 긴 DELETE 하나로 스케줄링을 세우지 않기 위해서다. 적체가 남으면 이어서 지운다.</w:t>
+            </w:r>
+          </w:p>
+        </w:tc>
+      </w:tr>
+      <w:tr>
+        <w:tc>
+          <w:tcPr>
+            <w:tcW w:type="dxa" w:w="1417"/>
+          </w:tcPr>
+          <w:p>
+            <w:r/>
+            <w:r>
+              <w:rPr>
+                <w:sz w:val="18"/>
+              </w:rPr>
+              <w:t>설정 반영</w:t>
+            </w:r>
+          </w:p>
+        </w:tc>
+        <w:tc>
+          <w:tcPr>
+            <w:tcW w:type="dxa" w:w="7654"/>
+          </w:tcPr>
+          <w:p>
+            <w:r/>
+            <w:r>
+              <w:rPr>
+                <w:sz w:val="18"/>
+              </w:rPr>
+              <w:t>검사 때마다 DEL_HIS_SETTING 을 다시 읽는다. Client 설정 화면에서 보존기간을 바꾸면 다음 검사(최대 1시간)부터 반영. 재기동 불필요.</w:t>
+            </w:r>
+          </w:p>
+        </w:tc>
+      </w:tr>
+      <w:tr>
+        <w:tc>
+          <w:tcPr>
+            <w:tcW w:type="dxa" w:w="1417"/>
+          </w:tcPr>
+          <w:p>
+            <w:r/>
+            <w:r>
+              <w:rPr>
+                <w:sz w:val="18"/>
+              </w:rPr>
+              <w:t>확인</w:t>
+            </w:r>
+          </w:p>
+        </w:tc>
+        <w:tc>
+          <w:tcPr>
+            <w:tcW w:type="dxa" w:w="7654"/>
+          </w:tcPr>
+          <w:p>
+            <w:r/>
+            <w:r>
+              <w:rPr>
+                <w:sz w:val="18"/>
+              </w:rPr>
+              <w:t>IO_TASK 화면 로그 구분 [HIS] : "eqp_err_his : 30 DAY 지난 50건 삭제", "이력 정리 끝 (2초) - 다음 검사 12:34". 지운 게 없는 표는 줄을 내지 않는다.</w:t>
+            </w:r>
+          </w:p>
+        </w:tc>
+      </w:tr>
+      <w:tr>
+        <w:tc>
+          <w:tcPr>
+            <w:tcW w:type="dxa" w:w="1417"/>
+          </w:tcPr>
+          <w:p>
+            <w:r/>
+            <w:r>
+              <w:rPr>
+                <w:sz w:val="18"/>
+              </w:rPr>
+              <w:t>끄기 / 조정</w:t>
+            </w:r>
+          </w:p>
+        </w:tc>
+        <w:tc>
+          <w:tcPr>
+            <w:tcW w:type="dxa" w:w="7654"/>
+          </w:tcPr>
+          <w:p>
+            <w:r/>
+            <w:r>
+              <w:rPr>
+                <w:sz w:val="18"/>
+              </w:rPr>
+              <w:t>ENV_IOSCH.INI [CNF] HIS_DEL_ENABLE=0 (끔) / HIS_DEL_INTERVAL_MIN(기본 60) / HIS_DEL_BATCH(기본 2000) / HIS_DEL_START_SEC(기본 120). 안 적으면 기본값. 재기동 불필요.</w:t>
+            </w:r>
+          </w:p>
+        </w:tc>
+      </w:tr>
+    </w:tbl>
+    <w:p/>
+    <w:p>
+      <w:pPr>
+        <w:jc w:val="center"/>
+      </w:pPr>
+      <w:r>
+        <w:drawing>
+          <wp:inline xmlns:a="http://schemas.openxmlformats.org/drawingml/2006/main" xmlns:pic="http://schemas.openxmlformats.org/drawingml/2006/picture">
+            <wp:extent cx="5400000" cy="4055252"/>
+            <wp:docPr id="5" name="Picture 5"/>
+            <wp:cNvGraphicFramePr>
+              <a:graphicFrameLocks noChangeAspect="1"/>
+            </wp:cNvGraphicFramePr>
+            <a:graphic>
+              <a:graphicData uri="http://schemas.openxmlformats.org/drawingml/2006/picture">
+                <pic:pic>
+                  <pic:nvPicPr>
+                    <pic:cNvPr id="0" name="iotask_his_purge.png"/>
+                    <pic:cNvPicPr/>
+                  </pic:nvPicPr>
+                  <pic:blipFill>
+                    <a:blip r:embed="rId13"/>
+                    <a:stretch>
+                      <a:fillRect/>
+                    </a:stretch>
+                  </pic:blipFill>
+                  <pic:spPr>
+                    <a:xfrm>
+                      <a:off x="0" y="0"/>
+                      <a:ext cx="5400000" cy="4055252"/>
+                    </a:xfrm>
+                    <a:prstGeom prst="rect"/>
+                  </pic:spPr>
+                </pic:pic>
+              </a:graphicData>
+            </a:graphic>
+          </wp:inline>
+        </w:drawing>
+      </w:r>
+    </w:p>
+    <w:p>
+      <w:pPr>
+        <w:jc w:val="center"/>
+      </w:pPr>
+      <w:r>
+        <w:rPr>
+          <w:i/>
+          <w:color w:val="666666"/>
+          <w:sz w:val="18"/>
+        </w:rPr>
+        <w:t>시험(개발 PC, 2026-10-29) : 없는 표 4개 건너뜀(1회 알림) → eqp_err_his 30일 지난 50건 삭제 → 이력 정리 끝. 이어서 wcs_log_pgr 보존을 55일로 잠시 낮춰 172,451건이 25초 만에 2,000행씩 나뉘어 지워지는 것을 확인했다(그 사이 스케줄러 사이클 정상).</w:t>
+      </w:r>
+    </w:p>
+    <w:p>
+      <w:pPr>
+        <w:ind w:left="227"/>
+      </w:pPr>
+      <w:r>
+        <w:rPr>
+          <w:color w:val="B02A20"/>
+          <w:sz w:val="19"/>
+        </w:rPr>
+        <w:t>※ 처음 적용하는 현장은 쌓인 양이 많을 수 있다. 2,000행/0.2초 = 분당 약 60만 행이므로 수백만 건이라도 몇 분 안에 끝나며, 그동안 스케줄링은 그대로 돈다. 지운 뒤의 DB 파일 크기는 줄지 않는다(SQL Server 특성). 디스크를 되찾으려면 따로 DBCC SHRINKDATABASE 를 하면 되지만 필수는 아니다.</w:t>
+      </w:r>
+    </w:p>
+    <w:p>
+      <w:pPr>
+        <w:ind w:left="227"/>
+      </w:pPr>
+      <w:r>
+        <w:rPr>
+          <w:color w:val="B02A20"/>
+          <w:sz w:val="19"/>
+        </w:rPr>
+        <w:t>※ 보존기간을 늘리고 싶으면(예 : 작업 이력 1년) Client [로그 삭제 설정] 에서 job_mst_his 의 주기를 365 로 바꾸면 된다. 지운 행은 되돌릴 수 없으니 줄일 때는 신중히.</w:t>
+      </w:r>
+    </w:p>
+    <w:p>
+      <w:pPr>
+        <w:pStyle w:val="Heading1"/>
+      </w:pPr>
+      <w:r>
+        <w:t>7. 바뀐 파일 / 적용 순서</w:t>
       </w:r>
     </w:p>
     <w:tbl>
@@ -1962,6 +2291,50 @@
               <w:rPr>
                 <w:sz w:val="18"/>
               </w:rPr>
+              <w:t>TASK\IO_TASK</w:t>
+            </w:r>
+          </w:p>
+        </w:tc>
+        <w:tc>
+          <w:tcPr>
+            <w:tcW w:type="dxa" w:w="3969"/>
+          </w:tcPr>
+          <w:p>
+            <w:r/>
+            <w:r>
+              <w:rPr>
+                <w:sz w:val="18"/>
+              </w:rPr>
+              <w:t>IO_TASK_SEMI_FINISH.exe</w:t>
+            </w:r>
+          </w:p>
+        </w:tc>
+        <w:tc>
+          <w:tcPr>
+            <w:tcW w:type="dxa" w:w="3402"/>
+          </w:tcPr>
+          <w:p>
+            <w:r/>
+            <w:r>
+              <w:rPr>
+                <w:sz w:val="18"/>
+              </w:rPr>
+              <w:t>빌드 2026-10-29 11:28. 이력 자동 삭제(6절). 추가할_설정_ENV_IOSCH.ini.txt 는 값을 바꿀 때만</w:t>
+            </w:r>
+          </w:p>
+        </w:tc>
+      </w:tr>
+      <w:tr>
+        <w:tc>
+          <w:tcPr>
+            <w:tcW w:type="dxa" w:w="1701"/>
+          </w:tcPr>
+          <w:p>
+            <w:r/>
+            <w:r>
+              <w:rPr>
+                <w:sz w:val="18"/>
+              </w:rPr>
               <w:t>소스_변경분</w:t>
             </w:r>
           </w:p>
@@ -1976,7 +2349,7 @@
               <w:rPr>
                 <w:sz w:val="18"/>
               </w:rPr>
-              <w:t>PanelJobDlg.cpp / .h + .diff</w:t>
+              <w:t>PanelJobDlg.cpp / .h + .diff, TASK\cThread_SCH.cs + .diff</w:t>
             </w:r>
           </w:p>
         </w:tc>
@@ -1990,7 +2363,7 @@
               <w:rPr>
                 <w:sz w:val="18"/>
               </w:rPr>
-              <w:t>입고 단계표 통로 구분, RouteSearchOffer, DoCompleteStep 분리</w:t>
+              <w:t>입고 단계표 통로 구분, RouteSearchOffer, DoCompleteStep 분리 / PurgeHistory</w:t>
             </w:r>
           </w:p>
         </w:tc>
@@ -2115,6 +2488,17 @@
           <w:sz w:val="20"/>
         </w:rPr>
         <w:t>다시 띄워 제목줄 [Build:2026.10.28 10:20:16] 을 확인한다.</w:t>
+      </w:r>
+    </w:p>
+    <w:p>
+      <w:pPr>
+        <w:pStyle w:val="ListNumber"/>
+      </w:pPr>
+      <w:r>
+        <w:rPr>
+          <w:sz w:val="20"/>
+        </w:rPr>
+        <w:t>IO_TASK 를 끝내고(ALL_TASK 면 [IO] 정지) TASK\IO_TASK\IO_TASK_SEMI_FINISH.exe 를 덮어쓴 뒤 다시 기동한다. ini 는 손대지 않아도 된다. 2분 뒤 화면 로그에 [HIS] 줄이 나오면 된다.</w:t>
       </w:r>
     </w:p>
     <w:p>

--- a/적용_20261029/문서/2026-10-29_적용안내서_추가분.docx
+++ b/적용_20261029/문서/2026-10-29_적용안내서_추가분.docx
@@ -2156,6 +2156,24 @@
     </w:p>
     <w:p>
       <w:pPr>
+        <w:pStyle w:val="Heading2"/>
+      </w:pPr>
+      <w:r>
+        <w:t>6.1 덤 - WCS_TASK_CV 의 "[] -&gt; [0000]" 트래킹 로그를 없앴다</w:t>
+      </w:r>
+    </w:p>
+    <w:p>
+      <w:r>
+        <w:rPr>
+          <w:b w:val="0"/>
+          <w:i w:val="0"/>
+          <w:sz w:val="20"/>
+        </w:rPr>
+        <w:t>WCS_LOG_PGR 에 "트랙 nnn R트래킹 JOB NO 변경 [] -&gt; [0000]" 이 쉬지 않고 쌓였다(개발 DB 32.9만 건 = 전체의 1/4). 캐시가 비어 있던 자리가 0000 으로 채워지는 것일 뿐 작업번호의 변화가 아니다. 빈 값·0·0000 을 전부 "없음" 으로 같게 보고, ★번호가 실제로 생기거나 사라질 때만★ 남기도록 WCS_TASK_CV(EQP_TASK)를 고쳤다. 시험 : 시뮬 15설비 연결 70초 동안 새로 한 줄도 생기지 않음. 6절의 삭제와 합쳐 로그 표가 더 작게 유지된다.</w:t>
+      </w:r>
+    </w:p>
+    <w:p>
+      <w:pPr>
         <w:pStyle w:val="Heading1"/>
       </w:pPr>
       <w:r>
@@ -2335,6 +2353,50 @@
               <w:rPr>
                 <w:sz w:val="18"/>
               </w:rPr>
+              <w:t>TASK\EQP_TASK</w:t>
+            </w:r>
+          </w:p>
+        </w:tc>
+        <w:tc>
+          <w:tcPr>
+            <w:tcW w:type="dxa" w:w="3969"/>
+          </w:tcPr>
+          <w:p>
+            <w:r/>
+            <w:r>
+              <w:rPr>
+                <w:sz w:val="18"/>
+              </w:rPr>
+              <w:t>WCS_TASK_CV.exe</w:t>
+            </w:r>
+          </w:p>
+        </w:tc>
+        <w:tc>
+          <w:tcPr>
+            <w:tcW w:type="dxa" w:w="3402"/>
+          </w:tcPr>
+          <w:p>
+            <w:r/>
+            <w:r>
+              <w:rPr>
+                <w:sz w:val="18"/>
+              </w:rPr>
+              <w:t>빌드 2026-10-29 11:43. "[] -&gt; [0000]" 트래킹 로그 억제(6.1절)</w:t>
+            </w:r>
+          </w:p>
+        </w:tc>
+      </w:tr>
+      <w:tr>
+        <w:tc>
+          <w:tcPr>
+            <w:tcW w:type="dxa" w:w="1701"/>
+          </w:tcPr>
+          <w:p>
+            <w:r/>
+            <w:r>
+              <w:rPr>
+                <w:sz w:val="18"/>
+              </w:rPr>
               <w:t>소스_변경분</w:t>
             </w:r>
           </w:p>
@@ -2349,7 +2411,7 @@
               <w:rPr>
                 <w:sz w:val="18"/>
               </w:rPr>
-              <w:t>PanelJobDlg.cpp / .h + .diff, TASK\cThread_SCH.cs + .diff</w:t>
+              <w:t>PanelJobDlg.cpp / .h + .diff, TASK\cThread_SCH.cs · CvThread.cs + .diff</w:t>
             </w:r>
           </w:p>
         </w:tc>
@@ -2363,7 +2425,7 @@
               <w:rPr>
                 <w:sz w:val="18"/>
               </w:rPr>
-              <w:t>입고 단계표 통로 구분, RouteSearchOffer, DoCompleteStep 분리 / PurgeHistory</w:t>
+              <w:t>입고 단계표 통로 구분, RouteSearchOffer, DoCompleteStep 분리 / PurgeHistory / IsNoJobNo</w:t>
             </w:r>
           </w:p>
         </w:tc>
@@ -2499,6 +2561,17 @@
           <w:sz w:val="20"/>
         </w:rPr>
         <w:t>IO_TASK 를 끝내고(ALL_TASK 면 [IO] 정지) TASK\IO_TASK\IO_TASK_SEMI_FINISH.exe 를 덮어쓴 뒤 다시 기동한다. ini 는 손대지 않아도 된다. 2분 뒤 화면 로그에 [HIS] 줄이 나오면 된다.</w:t>
+      </w:r>
+    </w:p>
+    <w:p>
+      <w:pPr>
+        <w:pStyle w:val="ListNumber"/>
+      </w:pPr>
+      <w:r>
+        <w:rPr>
+          <w:sz w:val="20"/>
+        </w:rPr>
+        <w:t>WCS_TASK_CV 도 같은 식으로 끝내고(ALL_TASK 면 [EQP] 정지) TASK\EQP_TASK\WCS_TASK_CV.exe 를 덮어쓴 뒤 다시 기동한다.</w:t>
       </w:r>
     </w:p>
     <w:p>
